--- a/BKQ.docx
+++ b/BKQ.docx
@@ -6,20 +6,90 @@
       <w:pPr>
         <w:jc w:val="center"/>
         <w:rPr>
-          <w:rFonts w:ascii="宋体" w:eastAsia="宋体" w:hAnsi="宋体"/>
+          <w:rFonts w:ascii="树上的向日葵" w:eastAsia="树上的向日葵" w:hAnsi="宋体" w:hint="eastAsia"/>
           <w:b/>
           <w:bCs/>
-          <w:sz w:val="52"/>
-          <w:szCs w:val="52"/>
+          <w:sz w:val="84"/>
+          <w:szCs w:val="84"/>
         </w:rPr>
       </w:pPr>
       <w:r>
         <w:rPr>
-          <w:rFonts w:ascii="宋体" w:eastAsia="宋体" w:hAnsi="宋体" w:hint="eastAsia"/>
+          <w:rFonts w:ascii="树上的向日葵" w:eastAsia="树上的向日葵" w:hAnsi="宋体"/>
+          <w:noProof/>
+          <w:sz w:val="84"/>
+          <w:szCs w:val="84"/>
+        </w:rPr>
+        <w:drawing>
+          <wp:anchor distT="0" distB="0" distL="114300" distR="114300" simplePos="0" relativeHeight="251658240" behindDoc="1" locked="0" layoutInCell="1" allowOverlap="1" wp14:anchorId="4AD5881A" wp14:editId="07C13B63">
+            <wp:simplePos x="0" y="0"/>
+            <wp:positionH relativeFrom="page">
+              <wp:align>left</wp:align>
+            </wp:positionH>
+            <wp:positionV relativeFrom="paragraph">
+              <wp:posOffset>-457200</wp:posOffset>
+            </wp:positionV>
+            <wp:extent cx="7561051" cy="10688955"/>
+            <wp:effectExtent l="0" t="0" r="1905" b="0"/>
+            <wp:wrapNone/>
+            <wp:docPr id="2038064977" name="图片 1"/>
+            <wp:cNvGraphicFramePr>
+              <a:graphicFrameLocks xmlns:a="http://schemas.openxmlformats.org/drawingml/2006/main" noChangeAspect="1"/>
+            </wp:cNvGraphicFramePr>
+            <a:graphic xmlns:a="http://schemas.openxmlformats.org/drawingml/2006/main">
+              <a:graphicData uri="http://schemas.openxmlformats.org/drawingml/2006/picture">
+                <pic:pic xmlns:pic="http://schemas.openxmlformats.org/drawingml/2006/picture">
+                  <pic:nvPicPr>
+                    <pic:cNvPr id="0" name="Picture 1"/>
+                    <pic:cNvPicPr>
+                      <a:picLocks noChangeAspect="1" noChangeArrowheads="1"/>
+                    </pic:cNvPicPr>
+                  </pic:nvPicPr>
+                  <pic:blipFill>
+                    <a:blip r:embed="rId6">
+                      <a:extLst>
+                        <a:ext uri="{28A0092B-C50C-407E-A947-70E740481C1C}">
+                          <a14:useLocalDpi xmlns:a14="http://schemas.microsoft.com/office/drawing/2010/main" val="0"/>
+                        </a:ext>
+                      </a:extLst>
+                    </a:blip>
+                    <a:srcRect/>
+                    <a:stretch>
+                      <a:fillRect/>
+                    </a:stretch>
+                  </pic:blipFill>
+                  <pic:spPr bwMode="auto">
+                    <a:xfrm>
+                      <a:off x="0" y="0"/>
+                      <a:ext cx="7561051" cy="10688955"/>
+                    </a:xfrm>
+                    <a:prstGeom prst="rect">
+                      <a:avLst/>
+                    </a:prstGeom>
+                    <a:noFill/>
+                    <a:ln>
+                      <a:noFill/>
+                    </a:ln>
+                  </pic:spPr>
+                </pic:pic>
+              </a:graphicData>
+            </a:graphic>
+            <wp14:sizeRelH relativeFrom="margin">
+              <wp14:pctWidth>0</wp14:pctWidth>
+            </wp14:sizeRelH>
+            <wp14:sizeRelV relativeFrom="margin">
+              <wp14:pctHeight>0</wp14:pctHeight>
+            </wp14:sizeRelV>
+          </wp:anchor>
+        </w:drawing>
+      </w:r>
+      <w:r>
+        <w:rPr>
+          <w:rFonts w:ascii="树上的向日葵" w:eastAsia="树上的向日葵" w:hAnsi="宋体" w:hint="eastAsia"/>
           <w:b/>
           <w:bCs/>
-          <w:sz w:val="52"/>
-          <w:szCs w:val="52"/>
+          <w:sz w:val="84"/>
+          <w:szCs w:val="84"/>
         </w:rPr>
         <w:t>前言</w:t>
       </w:r>
@@ -27,129 +97,156 @@
     <w:p>
       <w:pPr>
         <w:spacing w:line="400" w:lineRule="exact"/>
-        <w:ind w:firstLineChars="200" w:firstLine="560"/>
-        <w:rPr>
-          <w:rFonts w:ascii="宋体" w:eastAsia="宋体" w:hAnsi="宋体"/>
-          <w:sz w:val="28"/>
-          <w:szCs w:val="28"/>
+        <w:ind w:firstLineChars="200" w:firstLine="720"/>
+        <w:rPr>
+          <w:rFonts w:ascii="树上的向日葵" w:eastAsia="树上的向日葵" w:hAnsi="宋体"/>
+          <w:sz w:val="36"/>
+          <w:szCs w:val="36"/>
         </w:rPr>
       </w:pPr>
       <w:r>
         <w:rPr>
-          <w:rFonts w:ascii="宋体" w:eastAsia="宋体" w:hAnsi="宋体"/>
-          <w:sz w:val="28"/>
-          <w:szCs w:val="28"/>
-        </w:rPr>
-        <w:t>时光有痕，成长有声。当笔尖落下，</w:t>
-      </w:r>
-      <w:proofErr w:type="gramStart"/>
-      <w:r>
-        <w:rPr>
-          <w:rFonts w:ascii="宋体" w:eastAsia="宋体" w:hAnsi="宋体"/>
-          <w:sz w:val="28"/>
-          <w:szCs w:val="28"/>
-        </w:rPr>
-        <w:t>纸页间便</w:t>
-      </w:r>
-      <w:proofErr w:type="gramEnd"/>
-      <w:r>
-        <w:rPr>
-          <w:rFonts w:ascii="宋体" w:eastAsia="宋体" w:hAnsi="宋体"/>
-          <w:sz w:val="28"/>
-          <w:szCs w:val="28"/>
-        </w:rPr>
-        <w:t>盛满了我们并肩同行的细碎时光，承载着少年意气的滚烫与温柔，也镌刻着我们从陌生到熟悉、从懵懂到坚定的每一步足迹。这本文字合集，不是刻意雕琢的作品，而是我们班级的真实缩影，是每一位同学心声的真诚回响，更是我们用热爱，为青春镌刻的专属印记，为同窗岁月留存的珍贵纪念。</w:t>
+          <w:rFonts w:ascii="树上的向日葵" w:eastAsia="树上的向日葵" w:hAnsi="宋体"/>
+          <w:sz w:val="36"/>
+          <w:szCs w:val="36"/>
+        </w:rPr>
+        <w:t>岁月缓缓流淌，成长悄然发生。翻开这本作文集，每一页都印着时光的足迹，每一篇都藏着少年最真诚的心。这里有生活的喜怒哀乐，有成长的困惑与感悟，有相遇的温暖，有离别的不舍，有坚持的汗水，也有平凡里的微光。文字或许稚嫩，情感却滚烫；篇幅虽短，心事却长。它们真实记录了一段独一无二的青春，也见证了我从懵懂走向成熟、从脆弱走向坚强的完整旅程。</w:t>
       </w:r>
     </w:p>
     <w:p>
       <w:pPr>
         <w:spacing w:line="400" w:lineRule="exact"/>
-        <w:ind w:firstLineChars="200" w:firstLine="560"/>
-        <w:rPr>
-          <w:rFonts w:ascii="宋体" w:eastAsia="宋体" w:hAnsi="宋体"/>
-          <w:sz w:val="28"/>
-          <w:szCs w:val="28"/>
+        <w:ind w:firstLineChars="200" w:firstLine="720"/>
+        <w:rPr>
+          <w:rFonts w:ascii="树上的向日葵" w:eastAsia="树上的向日葵" w:hAnsi="宋体"/>
+          <w:sz w:val="36"/>
+          <w:szCs w:val="36"/>
         </w:rPr>
       </w:pPr>
       <w:r>
         <w:rPr>
-          <w:rFonts w:ascii="宋体" w:eastAsia="宋体" w:hAnsi="宋体"/>
-          <w:sz w:val="28"/>
-          <w:szCs w:val="28"/>
-        </w:rPr>
-        <w:t>还记得初见时的拘谨与羞涩，陌生的面孔、试探性的问候，是我们相遇的最初模样。如今，朝夕相伴的日子里，每一个瞬间都鲜活而温暖：课堂上，我们专注凝神，跟着老师探索知识的海洋，低头思索、轻声讨论，皆是青春最认真的模样；课间时，教室里欢声笑语此起彼伏，分享零食与心事、探讨难题与梦想，细碎时光里满是同窗相伴的欢喜与默契。我们曾在晨光中朗读，让书声回荡校园；曾在课后并肩前行，诉说对未来的憧憬；也曾在挫折时彼此鼓励，在进步时共同欢呼，这些瞬间拼凑成了我们最珍贵的班级记忆。</w:t>
+          <w:rFonts w:ascii="树上的向日葵" w:eastAsia="树上的向日葵" w:hAnsi="宋体"/>
+          <w:sz w:val="36"/>
+          <w:szCs w:val="36"/>
+        </w:rPr>
+        <w:t>成长，是一场不断遇见温暖的旅程。人生总有不期而遇的温柔：失意的雨天，陌生人一句鼓励，驱散心底的乌云；迷茫的时刻，老师一句点拨，点亮前行的方向；孤单的日子，朋友一路相伴，给予勇气与力量。这些平凡的瞬间，像一束</w:t>
+      </w:r>
+      <w:proofErr w:type="gramStart"/>
+      <w:r>
+        <w:rPr>
+          <w:rFonts w:ascii="树上的向日葵" w:eastAsia="树上的向日葵" w:hAnsi="宋体"/>
+          <w:sz w:val="36"/>
+          <w:szCs w:val="36"/>
+        </w:rPr>
+        <w:t>束</w:t>
+      </w:r>
+      <w:proofErr w:type="gramEnd"/>
+      <w:r>
+        <w:rPr>
+          <w:rFonts w:ascii="树上的向日葵" w:eastAsia="树上的向日葵" w:hAnsi="宋体"/>
+          <w:sz w:val="36"/>
+          <w:szCs w:val="36"/>
+        </w:rPr>
+        <w:t>微光，温柔了岁月，治愈了不安，也悄悄教会我：人间有爱，人间值得，每一次善意都值得铭记。</w:t>
       </w:r>
     </w:p>
     <w:p>
       <w:pPr>
         <w:spacing w:line="400" w:lineRule="exact"/>
-        <w:ind w:firstLineChars="200" w:firstLine="560"/>
-        <w:rPr>
-          <w:rFonts w:ascii="宋体" w:eastAsia="宋体" w:hAnsi="宋体"/>
-          <w:sz w:val="28"/>
-          <w:szCs w:val="28"/>
+        <w:ind w:firstLineChars="200" w:firstLine="720"/>
+        <w:rPr>
+          <w:rFonts w:ascii="树上的向日葵" w:eastAsia="树上的向日葵" w:hAnsi="宋体"/>
+          <w:sz w:val="36"/>
+          <w:szCs w:val="36"/>
         </w:rPr>
       </w:pPr>
       <w:r>
         <w:rPr>
-          <w:rFonts w:ascii="宋体" w:eastAsia="宋体" w:hAnsi="宋体"/>
-          <w:sz w:val="28"/>
-          <w:szCs w:val="28"/>
-        </w:rPr>
-        <w:t>在这里，没有华丽的辞藻，只有最真挚的表达与纯粹的热爱。每一篇文字，都藏着同学们的细腻心思：有人记录课堂收获，流露求知热忱；有人诉说生活点滴，彰显少年赤诚；有人书写未来期许，展现青春担当；也有人回望同窗岁月，感恩每一次相遇。每一个字符，都是成长的注脚；每一篇习作，都是青春的诠释。</w:t>
+          <w:rFonts w:ascii="树上的向日葵" w:eastAsia="树上的向日葵" w:hAnsi="宋体"/>
+          <w:sz w:val="36"/>
+          <w:szCs w:val="36"/>
+        </w:rPr>
+        <w:t>步入七年级，成长多了一份压力，也多了一份担当。课程增多，作业变重，难题接踵而至，压力扑面而来。深夜的灯光、反复演算的草稿、背了又忘的单词，都曾让我焦虑、疲惫，甚至想要放弃。但慢慢明白，成长从不是一帆风顺的坦途，压力是磨砺，困难是阶梯，唯有坚持、自律、不放弃，才能跨过难关，遇见更好的自己。</w:t>
       </w:r>
     </w:p>
     <w:p>
       <w:pPr>
         <w:spacing w:line="400" w:lineRule="exact"/>
-        <w:ind w:firstLineChars="200" w:firstLine="560"/>
-        <w:rPr>
-          <w:rFonts w:ascii="宋体" w:eastAsia="宋体" w:hAnsi="宋体"/>
-          <w:sz w:val="28"/>
-          <w:szCs w:val="28"/>
+        <w:ind w:firstLineChars="200" w:firstLine="720"/>
+        <w:rPr>
+          <w:rFonts w:ascii="树上的向日葵" w:eastAsia="树上的向日葵" w:hAnsi="宋体"/>
+          <w:sz w:val="36"/>
+          <w:szCs w:val="36"/>
         </w:rPr>
       </w:pPr>
       <w:r>
         <w:rPr>
-          <w:rFonts w:ascii="宋体" w:eastAsia="宋体" w:hAnsi="宋体"/>
-          <w:sz w:val="28"/>
-          <w:szCs w:val="28"/>
-        </w:rPr>
-        <w:t>创办这本班刊，只为留住朝夕相伴的时光，定格独一无二的成长，珍藏真挚的同窗情谊。愿这本小小的班刊，成为连接彼此的桥梁，成为专属的青春纪念册，见证我们的欢笑与成长，照亮我们前行的方向。愿我们以文字为翼、并肩前行，不负韶华，让这段同窗岁月，在</w:t>
+          <w:rFonts w:ascii="树上的向日葵" w:eastAsia="树上的向日葵" w:hAnsi="宋体"/>
+          <w:sz w:val="36"/>
+          <w:szCs w:val="36"/>
+        </w:rPr>
+        <w:t>成长，也藏着离别的酸涩与思念的绵长。挚友远去，朝夕相伴的时光变成回忆，那些一起说笑、一起奔跑、一起分享秘密的日子，都成了心底最柔软的珍藏。思念虽苦，却也让我学会珍惜；约定虽远，却给我前行的力量。原来真正的友谊，不会</w:t>
       </w:r>
       <w:proofErr w:type="gramStart"/>
       <w:r>
         <w:rPr>
-          <w:rFonts w:ascii="宋体" w:eastAsia="宋体" w:hAnsi="宋体"/>
-          <w:sz w:val="28"/>
-          <w:szCs w:val="28"/>
-        </w:rPr>
-        <w:t>纸页间永远</w:t>
+          <w:rFonts w:ascii="树上的向日葵" w:eastAsia="树上的向日葵" w:hAnsi="宋体"/>
+          <w:sz w:val="36"/>
+          <w:szCs w:val="36"/>
+        </w:rPr>
+        <w:t>被距离</w:t>
       </w:r>
       <w:proofErr w:type="gramEnd"/>
       <w:r>
         <w:rPr>
-          <w:rFonts w:ascii="宋体" w:eastAsia="宋体" w:hAnsi="宋体"/>
-          <w:sz w:val="28"/>
-          <w:szCs w:val="28"/>
-        </w:rPr>
-        <w:t>熠熠生辉。</w:t>
+          <w:rFonts w:ascii="树上的向日葵" w:eastAsia="树上的向日葵" w:hAnsi="宋体"/>
+          <w:sz w:val="36"/>
+          <w:szCs w:val="36"/>
+        </w:rPr>
+        <w:t>打败，只会在时光里愈发温暖坚定。</w:t>
       </w:r>
     </w:p>
     <w:p>
       <w:pPr>
         <w:spacing w:line="400" w:lineRule="exact"/>
-        <w:ind w:firstLineChars="200" w:firstLine="560"/>
-        <w:rPr>
-          <w:rFonts w:ascii="宋体" w:eastAsia="宋体" w:hAnsi="宋体" w:hint="eastAsia"/>
-          <w:sz w:val="28"/>
-          <w:szCs w:val="28"/>
+        <w:ind w:firstLineChars="200" w:firstLine="720"/>
+        <w:rPr>
+          <w:rFonts w:ascii="树上的向日葵" w:eastAsia="树上的向日葵" w:hAnsi="宋体"/>
+          <w:sz w:val="36"/>
+          <w:szCs w:val="36"/>
         </w:rPr>
       </w:pPr>
+      <w:r>
+        <w:rPr>
+          <w:rFonts w:ascii="树上的向日葵" w:eastAsia="树上的向日葵" w:hAnsi="宋体"/>
+          <w:sz w:val="36"/>
+          <w:szCs w:val="36"/>
+        </w:rPr>
+        <w:t>成长，更是一次次自我突破。运动会咬牙跑完的长跑、低谷中重新站起的努力、犯错后愧疚中的反思、平凡日子里默默的坚持，都让我懂得：坚持，让平凡闪光；努力，让梦想开花；善良，让世界温暖。平凡生活从不缺少美好：秋日的绚烂、陌生人的善意、普通人的坚守、真挚的情谊，都在悄悄照亮前行的路。</w:t>
+      </w:r>
+    </w:p>
+    <w:p>
+      <w:pPr>
+        <w:spacing w:line="400" w:lineRule="exact"/>
+        <w:ind w:firstLineChars="200" w:firstLine="720"/>
+        <w:rPr>
+          <w:rFonts w:ascii="树上的向日葵" w:eastAsia="树上的向日葵" w:hAnsi="宋体"/>
+          <w:sz w:val="36"/>
+          <w:szCs w:val="36"/>
+        </w:rPr>
+      </w:pPr>
+      <w:r>
+        <w:rPr>
+          <w:rFonts w:ascii="树上的向日葵" w:eastAsia="树上的向日葵" w:hAnsi="宋体"/>
+          <w:sz w:val="36"/>
+          <w:szCs w:val="36"/>
+        </w:rPr>
+        <w:t>这些文字，虽不够成熟华丽，却字字真心、句句赤诚。它们是成长的脚印，是青春的独白，是时光留给我的珍贵礼物。愿这本作文集，留住岁月、珍藏感动；也愿我永远心怀热爱、眼有星光，不惧风雨、勇敢前行，在成长路上，一路向阳、一路逐光，不负时光，不负自己，奔赴属于自己的山海与远方。</w:t>
+      </w:r>
     </w:p>
     <w:sectPr>
       <w:pgSz w:w="11906" w:h="16838"/>
-      <w:pgMar w:top="1440" w:right="1800" w:bottom="1440" w:left="1800" w:header="851" w:footer="992" w:gutter="0"/>
+      <w:pgMar w:top="720" w:right="720" w:bottom="720" w:left="720" w:header="851" w:footer="992" w:gutter="0"/>
       <w:cols w:space="425"/>
       <w:docGrid w:type="lines" w:linePitch="312"/>
     </w:sectPr>

--- a/BKQ.docx
+++ b/BKQ.docx
@@ -99,7 +99,7 @@
         <w:spacing w:line="400" w:lineRule="exact"/>
         <w:ind w:firstLineChars="200" w:firstLine="720"/>
         <w:rPr>
-          <w:rFonts w:ascii="树上的向日葵" w:eastAsia="树上的向日葵" w:hAnsi="宋体"/>
+          <w:rFonts w:ascii="树上的向日葵" w:eastAsia="树上的向日葵" w:hAnsi="宋体" w:hint="eastAsia"/>
           <w:sz w:val="36"/>
           <w:szCs w:val="36"/>
         </w:rPr>
@@ -118,7 +118,7 @@
         <w:spacing w:line="400" w:lineRule="exact"/>
         <w:ind w:firstLineChars="200" w:firstLine="720"/>
         <w:rPr>
-          <w:rFonts w:ascii="树上的向日葵" w:eastAsia="树上的向日葵" w:hAnsi="宋体"/>
+          <w:rFonts w:ascii="树上的向日葵" w:eastAsia="树上的向日葵" w:hAnsi="宋体" w:hint="eastAsia"/>
           <w:sz w:val="36"/>
           <w:szCs w:val="36"/>
         </w:rPr>
@@ -155,7 +155,7 @@
         <w:spacing w:line="400" w:lineRule="exact"/>
         <w:ind w:firstLineChars="200" w:firstLine="720"/>
         <w:rPr>
-          <w:rFonts w:ascii="树上的向日葵" w:eastAsia="树上的向日葵" w:hAnsi="宋体"/>
+          <w:rFonts w:ascii="树上的向日葵" w:eastAsia="树上的向日葵" w:hAnsi="宋体" w:hint="eastAsia"/>
           <w:sz w:val="36"/>
           <w:szCs w:val="36"/>
         </w:rPr>
@@ -174,7 +174,7 @@
         <w:spacing w:line="400" w:lineRule="exact"/>
         <w:ind w:firstLineChars="200" w:firstLine="720"/>
         <w:rPr>
-          <w:rFonts w:ascii="树上的向日葵" w:eastAsia="树上的向日葵" w:hAnsi="宋体"/>
+          <w:rFonts w:ascii="树上的向日葵" w:eastAsia="树上的向日葵" w:hAnsi="宋体" w:hint="eastAsia"/>
           <w:sz w:val="36"/>
           <w:szCs w:val="36"/>
         </w:rPr>
@@ -211,7 +211,7 @@
         <w:spacing w:line="400" w:lineRule="exact"/>
         <w:ind w:firstLineChars="200" w:firstLine="720"/>
         <w:rPr>
-          <w:rFonts w:ascii="树上的向日葵" w:eastAsia="树上的向日葵" w:hAnsi="宋体"/>
+          <w:rFonts w:ascii="树上的向日葵" w:eastAsia="树上的向日葵" w:hAnsi="宋体" w:hint="eastAsia"/>
           <w:sz w:val="36"/>
           <w:szCs w:val="36"/>
         </w:rPr>
@@ -230,7 +230,7 @@
         <w:spacing w:line="400" w:lineRule="exact"/>
         <w:ind w:firstLineChars="200" w:firstLine="720"/>
         <w:rPr>
-          <w:rFonts w:ascii="树上的向日葵" w:eastAsia="树上的向日葵" w:hAnsi="宋体"/>
+          <w:rFonts w:ascii="树上的向日葵" w:eastAsia="树上的向日葵" w:hAnsi="宋体" w:hint="eastAsia"/>
           <w:sz w:val="36"/>
           <w:szCs w:val="36"/>
         </w:rPr>
@@ -914,6 +914,7 @@
   <w:style w:type="character" w:default="1" w:styleId="a0">
     <w:name w:val="Default Paragraph Font"/>
     <w:uiPriority w:val="1"/>
+    <w:semiHidden/>
     <w:unhideWhenUsed/>
   </w:style>
   <w:style w:type="table" w:default="1" w:styleId="a1">
